--- a/DNF模拟赛Ⅱ/比尔马克帝国试验场/比尔马克帝国试验场.docx
+++ b/DNF模拟赛Ⅱ/比尔马克帝国试验场/比尔马克帝国试验场.docx
@@ -24,7 +24,20 @@
           <w:szCs w:val="21"/>
           <w:lang w:val="en-US" w:eastAsia="zh-CN"/>
         </w:rPr>
-        <w:t>128MB,1S,testing.xxx</w:t>
+        <w:t>512</w:t>
+      </w:r>
+      <w:bookmarkStart w:id="6" w:name="_GoBack"/>
+      <w:bookmarkEnd w:id="6"/>
+      <w:r>
+        <w:rPr>
+          <w:rFonts w:hint="eastAsia"/>
+          <w:b/>
+          <w:bCs/>
+          <w:sz w:val="21"/>
+          <w:szCs w:val="21"/>
+          <w:lang w:val="en-US" w:eastAsia="zh-CN"/>
+        </w:rPr>
+        <w:t>MB,2S,lab.xxx</w:t>
       </w:r>
     </w:p>
     <w:p>
@@ -101,81 +114,7 @@
           <w:szCs w:val="24"/>
           <w:lang w:val="en-US" w:eastAsia="zh-CN"/>
         </w:rPr>
-        <w:t>***</w:t>
-      </w:r>
-    </w:p>
-    <w:p>
-      <w:pPr>
-        <w:ind w:firstLine="420" w:firstLineChars="0"/>
-        <w:jc w:val="both"/>
-        <w:rPr>
-          <w:rFonts w:hint="eastAsia"/>
-          <w:b w:val="0"/>
-          <w:bCs w:val="0"/>
-          <w:sz w:val="24"/>
-          <w:szCs w:val="24"/>
-          <w:lang w:val="en-US" w:eastAsia="zh-CN"/>
-        </w:rPr>
-      </w:pPr>
-      <w:r>
-        <w:rPr>
-          <w:rFonts w:hint="eastAsia"/>
-          <w:b w:val="0"/>
-          <w:bCs w:val="0"/>
-          <w:sz w:val="24"/>
-          <w:szCs w:val="24"/>
-          <w:lang w:val="en-US" w:eastAsia="zh-CN"/>
-        </w:rPr>
-        <w:t>***</w:t>
-      </w:r>
-    </w:p>
-    <w:p>
-      <w:pPr>
-        <w:ind w:firstLine="420" w:firstLineChars="0"/>
-        <w:jc w:val="both"/>
-        <w:rPr>
-          <w:rFonts w:hint="eastAsia"/>
-          <w:b w:val="0"/>
-          <w:bCs w:val="0"/>
-          <w:sz w:val="24"/>
-          <w:szCs w:val="24"/>
-          <w:lang w:val="en-US" w:eastAsia="zh-CN"/>
-        </w:rPr>
-      </w:pPr>
-      <w:r>
-        <w:rPr>
-          <w:rFonts w:hint="eastAsia"/>
-          <w:b w:val="0"/>
-          <w:bCs w:val="0"/>
-          <w:sz w:val="24"/>
-          <w:szCs w:val="24"/>
-          <w:lang w:val="en-US" w:eastAsia="zh-CN"/>
-        </w:rPr>
-        <w:t>数轴上有N+1个点，从左到右分别编号1到N+1，i点到i+1的距离为di</w:t>
-      </w:r>
-    </w:p>
-    <w:p>
-      <w:pPr>
-        <w:jc w:val="both"/>
-        <w:rPr>
-          <w:rFonts w:hint="eastAsia"/>
-          <w:b w:val="0"/>
-          <w:bCs w:val="0"/>
-          <w:sz w:val="24"/>
-          <w:szCs w:val="24"/>
-          <w:lang w:val="en-US" w:eastAsia="zh-CN"/>
-        </w:rPr>
-      </w:pPr>
-      <w:r>
-        <w:rPr>
-          <w:rFonts w:hint="eastAsia"/>
-          <w:b w:val="0"/>
-          <w:bCs w:val="0"/>
-          <w:sz w:val="24"/>
-          <w:szCs w:val="24"/>
-          <w:lang w:val="en-US" w:eastAsia="zh-CN"/>
-        </w:rPr>
-        <w:t>（1 &lt;= i &lt;= N），前N个点分别有一个仓库容量ri，第N+1个点容量无限。有M次实验品运输需求，表示某个产出了一个试验品，需要放入最近的仓库（含产出节点）。请输出完成前i个试验品的运输每个试验品经过的距离之和最小值是多少。</w:t>
+        <w:t>比尔马克帝国试验场可以看做一个有N+1个点的数轴，从左到右分别编号1到N+1，前N个是实验室，第N+1个是仓库。i点到i+1的距离为di（1 &lt;= i &lt;= N），前N个点分别有一个货物容量ri，第N+1个点容量无限。有M次实验品运输需求，表示某个实验室产出了一个试验品，需要放入某个节点存储（含产出节点）。请输出完成前i个试验品的运输每个试验品经过的距离之和最小值是多少。</w:t>
       </w:r>
     </w:p>
     <w:p>
@@ -357,7 +296,7 @@
           <w:szCs w:val="24"/>
           <w:lang w:val="en-US" w:eastAsia="zh-CN"/>
         </w:rPr>
-        <w:t>接下来1行M个整数pi表示第i个试验品的产出节点。</w:t>
+        <w:t>接下来1行M个整数pi表示第i个试验品的产出节点为pi。</w:t>
       </w:r>
     </w:p>
     <w:bookmarkEnd w:id="3"/>
@@ -661,10 +600,8 @@
           <w:szCs w:val="24"/>
           <w:lang w:val="en-US" w:eastAsia="zh-CN"/>
         </w:rPr>
-        <w:t>1 &lt;= N, M &lt;= 50,0000; 1 &lt;= ri &lt;= 50,0000; 0 &lt;= di &lt;= 1,000（i &lt;= N - 1）, 0 &lt;= dn &lt;= 10,0000,0000; 1 &lt;= pi &lt;= N;</w:t>
-      </w:r>
-      <w:bookmarkStart w:id="6" w:name="_GoBack"/>
-      <w:bookmarkEnd w:id="6"/>
+        <w:t>1 &lt;= N, M &lt;=10,0000; 1 &lt;= ri &lt;= 10,0000; 0 &lt;= di &lt;= 2（1 &lt;= i &lt;= N - 1）, 0 &lt;= dN &lt;= 100,0000; 1 &lt;= pi &lt;= N;</w:t>
+      </w:r>
     </w:p>
     <w:sectPr>
       <w:pgSz w:w="11906" w:h="16838"/>

--- a/DNF模拟赛Ⅱ/比尔马克帝国试验场/比尔马克帝国试验场.docx
+++ b/DNF模拟赛Ⅱ/比尔马克帝国试验场/比尔马克帝国试验场.docx
@@ -24,20 +24,7 @@
           <w:szCs w:val="21"/>
           <w:lang w:val="en-US" w:eastAsia="zh-CN"/>
         </w:rPr>
-        <w:t>512</w:t>
-      </w:r>
-      <w:bookmarkStart w:id="6" w:name="_GoBack"/>
-      <w:bookmarkEnd w:id="6"/>
-      <w:r>
-        <w:rPr>
-          <w:rFonts w:hint="eastAsia"/>
-          <w:b/>
-          <w:bCs/>
-          <w:sz w:val="21"/>
-          <w:szCs w:val="21"/>
-          <w:lang w:val="en-US" w:eastAsia="zh-CN"/>
-        </w:rPr>
-        <w:t>MB,2S,lab.xxx</w:t>
+        <w:t>128MB,2S,lab.xxx</w:t>
       </w:r>
     </w:p>
     <w:p>
@@ -114,47 +101,21 @@
           <w:szCs w:val="24"/>
           <w:lang w:val="en-US" w:eastAsia="zh-CN"/>
         </w:rPr>
-        <w:t>比尔马克帝国试验场可以看做一个有N+1个点的数轴，从左到右分别编号1到N+1，前N个是实验室，第N+1个是仓库。i点到i+1的距离为di（1 &lt;= i &lt;= N），前N个点分别有一个货物容量ri，第N+1个点容量无限。有M次实验品运输需求，表示某个实验室产出了一个试验品，需要放入某个节点存储（含产出节点）。请输出完成前i个试验品的运输每个试验品经过的距离之和最小值是多少。</w:t>
-      </w:r>
-    </w:p>
-    <w:p>
-      <w:pPr>
-        <w:jc w:val="both"/>
-        <w:rPr>
-          <w:rFonts w:hint="eastAsia"/>
-          <w:b w:val="0"/>
-          <w:bCs w:val="0"/>
-          <w:sz w:val="24"/>
-          <w:szCs w:val="24"/>
-          <w:lang w:val="en-US" w:eastAsia="zh-CN"/>
-        </w:rPr>
-      </w:pPr>
-    </w:p>
-    <w:p>
-      <w:pPr>
-        <w:jc w:val="both"/>
-        <w:rPr>
-          <w:rFonts w:hint="eastAsia"/>
-          <w:b w:val="0"/>
-          <w:bCs w:val="0"/>
-          <w:sz w:val="24"/>
-          <w:szCs w:val="24"/>
-          <w:lang w:val="en-US" w:eastAsia="zh-CN"/>
-        </w:rPr>
-      </w:pPr>
-    </w:p>
-    <w:p>
-      <w:pPr>
-        <w:jc w:val="both"/>
-        <w:rPr>
-          <w:rFonts w:hint="eastAsia"/>
-          <w:b w:val="0"/>
-          <w:bCs w:val="0"/>
-          <w:sz w:val="24"/>
-          <w:szCs w:val="24"/>
-          <w:lang w:val="en-US" w:eastAsia="zh-CN"/>
-        </w:rPr>
-      </w:pPr>
+        <w:t>比尔马克帝国</w:t>
+      </w:r>
+      <w:bookmarkStart w:id="6" w:name="_GoBack"/>
+      <w:bookmarkEnd w:id="6"/>
+      <w:r>
+        <w:rPr>
+          <w:rFonts w:hint="eastAsia"/>
+          <w:b w:val="0"/>
+          <w:bCs w:val="0"/>
+          <w:sz w:val="24"/>
+          <w:szCs w:val="24"/>
+          <w:lang w:val="en-US" w:eastAsia="zh-CN"/>
+        </w:rPr>
+        <w:t>试验场可以看做一个有N+1个点的数轴，从左到右分别编号1到N+1，前N个是实验室，第N+1个是仓库。i点到i+1的距离为di（1 &lt;= i &lt;= N），前N个点分别有一个货物容量ri，第N+1个点容量无限。有M次实验品运输需求，表示某个实验室产出了一个试验品，需要放入某个节点存储（含产出节点）。请输出完成前i个试验品的运输每个试验品经过的距离之和最小值是多少。</w:t>
+      </w:r>
     </w:p>
     <w:p>
       <w:pPr>
@@ -362,8 +323,22 @@
           <w:szCs w:val="24"/>
           <w:lang w:val="en-US" w:eastAsia="zh-CN"/>
         </w:rPr>
-        <w:t>***</w:t>
-      </w:r>
+        <w:t>M行，每行一个整数，表示运输前i个试验品经过的距离之和最小值是多少。（每次方案互不影响）。</w:t>
+      </w:r>
+    </w:p>
+    <w:p>
+      <w:pPr>
+        <w:ind w:firstLine="420" w:firstLineChars="0"/>
+        <w:jc w:val="both"/>
+        <w:rPr>
+          <w:rFonts w:hint="eastAsia"/>
+          <w:b w:val="0"/>
+          <w:bCs w:val="0"/>
+          <w:sz w:val="24"/>
+          <w:szCs w:val="24"/>
+          <w:lang w:val="en-US" w:eastAsia="zh-CN"/>
+        </w:rPr>
+      </w:pPr>
     </w:p>
     <w:bookmarkEnd w:id="4"/>
     <w:p>
@@ -416,7 +391,7 @@
           <w:szCs w:val="24"/>
           <w:lang w:val="en-US" w:eastAsia="zh-CN"/>
         </w:rPr>
-        <w:t>*</w:t>
+        <w:t>【样例一】</w:t>
       </w:r>
     </w:p>
     <w:p>
@@ -431,22 +406,21 @@
           <w:rFonts w:hint="eastAsia"/>
           <w:b w:val="0"/>
           <w:bCs w:val="0"/>
-          <w:color w:val="auto"/>
-          <w:sz w:val="24"/>
-          <w:szCs w:val="24"/>
-          <w:lang w:val="en-US" w:eastAsia="zh-CN"/>
-        </w:rPr>
-      </w:pPr>
-      <w:r>
-        <w:rPr>
-          <w:rFonts w:hint="eastAsia"/>
-          <w:b w:val="0"/>
-          <w:bCs w:val="0"/>
-          <w:sz w:val="24"/>
-          <w:szCs w:val="24"/>
-          <w:lang w:val="en-US" w:eastAsia="zh-CN"/>
-        </w:rPr>
-        <w:t>*</w:t>
+          <w:sz w:val="24"/>
+          <w:szCs w:val="24"/>
+          <w:lang w:val="en-US" w:eastAsia="zh-CN"/>
+        </w:rPr>
+      </w:pPr>
+      <w:r>
+        <w:rPr>
+          <w:rFonts w:hint="eastAsia"/>
+          <w:b w:val="0"/>
+          <w:bCs w:val="0"/>
+          <w:sz w:val="24"/>
+          <w:szCs w:val="24"/>
+          <w:lang w:val="en-US" w:eastAsia="zh-CN"/>
+        </w:rPr>
+        <w:t>9 5</w:t>
       </w:r>
     </w:p>
     <w:p>
@@ -461,6 +435,267 @@
           <w:rFonts w:hint="eastAsia"/>
           <w:b w:val="0"/>
           <w:bCs w:val="0"/>
+          <w:sz w:val="24"/>
+          <w:szCs w:val="24"/>
+          <w:lang w:val="en-US" w:eastAsia="zh-CN"/>
+        </w:rPr>
+      </w:pPr>
+      <w:r>
+        <w:rPr>
+          <w:rFonts w:hint="eastAsia"/>
+          <w:b w:val="0"/>
+          <w:bCs w:val="0"/>
+          <w:sz w:val="24"/>
+          <w:szCs w:val="24"/>
+          <w:lang w:val="en-US" w:eastAsia="zh-CN"/>
+        </w:rPr>
+        <w:t>1 1 0 1 0 1 0 1 0</w:t>
+      </w:r>
+    </w:p>
+    <w:p>
+      <w:pPr>
+        <w:widowControl w:val="0"/>
+        <w:numPr>
+          <w:ilvl w:val="0"/>
+          <w:numId w:val="0"/>
+        </w:numPr>
+        <w:jc w:val="both"/>
+        <w:rPr>
+          <w:rFonts w:hint="eastAsia"/>
+          <w:b w:val="0"/>
+          <w:bCs w:val="0"/>
+          <w:sz w:val="24"/>
+          <w:szCs w:val="24"/>
+          <w:lang w:val="en-US" w:eastAsia="zh-CN"/>
+        </w:rPr>
+      </w:pPr>
+      <w:r>
+        <w:rPr>
+          <w:rFonts w:hint="eastAsia"/>
+          <w:b w:val="0"/>
+          <w:bCs w:val="0"/>
+          <w:sz w:val="24"/>
+          <w:szCs w:val="24"/>
+          <w:lang w:val="en-US" w:eastAsia="zh-CN"/>
+        </w:rPr>
+        <w:t>1 1 1 1 1 1 1 1 2</w:t>
+      </w:r>
+    </w:p>
+    <w:p>
+      <w:pPr>
+        <w:widowControl w:val="0"/>
+        <w:numPr>
+          <w:ilvl w:val="0"/>
+          <w:numId w:val="0"/>
+        </w:numPr>
+        <w:jc w:val="both"/>
+        <w:rPr>
+          <w:rFonts w:hint="eastAsia"/>
+          <w:b w:val="0"/>
+          <w:bCs w:val="0"/>
+          <w:sz w:val="24"/>
+          <w:szCs w:val="24"/>
+          <w:lang w:val="en-US" w:eastAsia="zh-CN"/>
+        </w:rPr>
+      </w:pPr>
+      <w:r>
+        <w:rPr>
+          <w:rFonts w:hint="eastAsia"/>
+          <w:b w:val="0"/>
+          <w:bCs w:val="0"/>
+          <w:sz w:val="24"/>
+          <w:szCs w:val="24"/>
+          <w:lang w:val="en-US" w:eastAsia="zh-CN"/>
+        </w:rPr>
+        <w:t>3 5 7 2 9</w:t>
+      </w:r>
+    </w:p>
+    <w:p>
+      <w:pPr>
+        <w:widowControl w:val="0"/>
+        <w:numPr>
+          <w:ilvl w:val="0"/>
+          <w:numId w:val="0"/>
+        </w:numPr>
+        <w:jc w:val="both"/>
+        <w:rPr>
+          <w:rFonts w:hint="eastAsia"/>
+          <w:b w:val="0"/>
+          <w:bCs w:val="0"/>
+          <w:color w:val="auto"/>
+          <w:sz w:val="24"/>
+          <w:szCs w:val="24"/>
+          <w:lang w:val="en-US" w:eastAsia="zh-CN"/>
+        </w:rPr>
+      </w:pPr>
+    </w:p>
+    <w:p>
+      <w:pPr>
+        <w:widowControl w:val="0"/>
+        <w:numPr>
+          <w:ilvl w:val="0"/>
+          <w:numId w:val="0"/>
+        </w:numPr>
+        <w:jc w:val="both"/>
+        <w:rPr>
+          <w:rFonts w:hint="eastAsia"/>
+          <w:b w:val="0"/>
+          <w:bCs w:val="0"/>
+          <w:color w:val="auto"/>
+          <w:sz w:val="24"/>
+          <w:szCs w:val="24"/>
+          <w:lang w:val="en-US" w:eastAsia="zh-CN"/>
+        </w:rPr>
+      </w:pPr>
+      <w:r>
+        <w:rPr>
+          <w:rFonts w:hint="eastAsia"/>
+          <w:b w:val="0"/>
+          <w:bCs w:val="0"/>
+          <w:color w:val="auto"/>
+          <w:sz w:val="24"/>
+          <w:szCs w:val="24"/>
+          <w:lang w:val="en-US" w:eastAsia="zh-CN"/>
+        </w:rPr>
+        <w:t>【样例二】</w:t>
+      </w:r>
+    </w:p>
+    <w:p>
+      <w:pPr>
+        <w:widowControl w:val="0"/>
+        <w:numPr>
+          <w:ilvl w:val="0"/>
+          <w:numId w:val="0"/>
+        </w:numPr>
+        <w:jc w:val="both"/>
+        <w:rPr>
+          <w:rFonts w:hint="eastAsia"/>
+          <w:b w:val="0"/>
+          <w:bCs w:val="0"/>
+          <w:color w:val="auto"/>
+          <w:sz w:val="24"/>
+          <w:szCs w:val="24"/>
+          <w:lang w:val="en-US" w:eastAsia="zh-CN"/>
+        </w:rPr>
+      </w:pPr>
+      <w:r>
+        <w:rPr>
+          <w:rFonts w:hint="eastAsia"/>
+          <w:b w:val="0"/>
+          <w:bCs w:val="0"/>
+          <w:color w:val="auto"/>
+          <w:sz w:val="24"/>
+          <w:szCs w:val="24"/>
+          <w:lang w:val="en-US" w:eastAsia="zh-CN"/>
+        </w:rPr>
+        <w:t>8 4</w:t>
+      </w:r>
+    </w:p>
+    <w:p>
+      <w:pPr>
+        <w:widowControl w:val="0"/>
+        <w:numPr>
+          <w:ilvl w:val="0"/>
+          <w:numId w:val="0"/>
+        </w:numPr>
+        <w:jc w:val="both"/>
+        <w:rPr>
+          <w:rFonts w:hint="eastAsia"/>
+          <w:b w:val="0"/>
+          <w:bCs w:val="0"/>
+          <w:color w:val="auto"/>
+          <w:sz w:val="24"/>
+          <w:szCs w:val="24"/>
+          <w:lang w:val="en-US" w:eastAsia="zh-CN"/>
+        </w:rPr>
+      </w:pPr>
+      <w:r>
+        <w:rPr>
+          <w:rFonts w:hint="eastAsia"/>
+          <w:b w:val="0"/>
+          <w:bCs w:val="0"/>
+          <w:color w:val="auto"/>
+          <w:sz w:val="24"/>
+          <w:szCs w:val="24"/>
+          <w:lang w:val="en-US" w:eastAsia="zh-CN"/>
+        </w:rPr>
+        <w:t>1 0 1 0 1 0 1 0</w:t>
+      </w:r>
+    </w:p>
+    <w:p>
+      <w:pPr>
+        <w:widowControl w:val="0"/>
+        <w:numPr>
+          <w:ilvl w:val="0"/>
+          <w:numId w:val="0"/>
+        </w:numPr>
+        <w:jc w:val="both"/>
+        <w:rPr>
+          <w:rFonts w:hint="eastAsia"/>
+          <w:b w:val="0"/>
+          <w:bCs w:val="0"/>
+          <w:color w:val="auto"/>
+          <w:sz w:val="24"/>
+          <w:szCs w:val="24"/>
+          <w:lang w:val="en-US" w:eastAsia="zh-CN"/>
+        </w:rPr>
+      </w:pPr>
+      <w:r>
+        <w:rPr>
+          <w:rFonts w:hint="eastAsia"/>
+          <w:b w:val="0"/>
+          <w:bCs w:val="0"/>
+          <w:color w:val="auto"/>
+          <w:sz w:val="24"/>
+          <w:szCs w:val="24"/>
+          <w:lang w:val="en-US" w:eastAsia="zh-CN"/>
+        </w:rPr>
+        <w:t>2 1 1 1 1 1 1 3</w:t>
+      </w:r>
+    </w:p>
+    <w:p>
+      <w:pPr>
+        <w:widowControl w:val="0"/>
+        <w:numPr>
+          <w:ilvl w:val="0"/>
+          <w:numId w:val="0"/>
+        </w:numPr>
+        <w:jc w:val="both"/>
+        <w:rPr>
+          <w:rFonts w:hint="eastAsia"/>
+          <w:b w:val="0"/>
+          <w:bCs w:val="0"/>
+          <w:color w:val="auto"/>
+          <w:sz w:val="24"/>
+          <w:szCs w:val="24"/>
+          <w:lang w:val="en-US" w:eastAsia="zh-CN"/>
+        </w:rPr>
+      </w:pPr>
+      <w:r>
+        <w:rPr>
+          <w:rFonts w:hint="eastAsia"/>
+          <w:b w:val="0"/>
+          <w:bCs w:val="0"/>
+          <w:color w:val="auto"/>
+          <w:sz w:val="24"/>
+          <w:szCs w:val="24"/>
+          <w:lang w:val="en-US" w:eastAsia="zh-CN"/>
+        </w:rPr>
+        <w:t>4 6 8 2</w:t>
+      </w:r>
+    </w:p>
+    <w:p>
+      <w:pPr>
+        <w:widowControl w:val="0"/>
+        <w:numPr>
+          <w:ilvl w:val="0"/>
+          <w:numId w:val="0"/>
+        </w:numPr>
+        <w:jc w:val="both"/>
+        <w:rPr>
+          <w:rFonts w:hint="eastAsia"/>
+          <w:b w:val="0"/>
+          <w:bCs w:val="0"/>
           <w:color w:val="auto"/>
           <w:sz w:val="24"/>
           <w:szCs w:val="24"/>
@@ -514,31 +749,260 @@
           <w:szCs w:val="24"/>
           <w:lang w:val="en-US" w:eastAsia="zh-CN"/>
         </w:rPr>
-        <w:t>*</w:t>
-      </w:r>
-    </w:p>
-    <w:p>
-      <w:pPr>
-        <w:jc w:val="both"/>
-        <w:rPr>
-          <w:rFonts w:hint="eastAsia"/>
-          <w:b w:val="0"/>
-          <w:bCs w:val="0"/>
-          <w:sz w:val="24"/>
-          <w:szCs w:val="24"/>
-          <w:lang w:val="en-US" w:eastAsia="zh-CN"/>
-        </w:rPr>
-      </w:pPr>
-      <w:r>
-        <w:rPr>
-          <w:rFonts w:hint="eastAsia"/>
-          <w:b w:val="0"/>
-          <w:bCs w:val="0"/>
-          <w:sz w:val="24"/>
-          <w:szCs w:val="24"/>
-          <w:lang w:val="en-US" w:eastAsia="zh-CN"/>
-        </w:rPr>
-        <w:t>*</w:t>
+        <w:t>【样例一】</w:t>
+      </w:r>
+    </w:p>
+    <w:p>
+      <w:pPr>
+        <w:jc w:val="both"/>
+        <w:rPr>
+          <w:rFonts w:hint="eastAsia"/>
+          <w:b w:val="0"/>
+          <w:bCs w:val="0"/>
+          <w:sz w:val="24"/>
+          <w:szCs w:val="24"/>
+          <w:lang w:val="en-US" w:eastAsia="zh-CN"/>
+        </w:rPr>
+      </w:pPr>
+      <w:r>
+        <w:rPr>
+          <w:rFonts w:hint="eastAsia"/>
+          <w:b w:val="0"/>
+          <w:bCs w:val="0"/>
+          <w:sz w:val="24"/>
+          <w:szCs w:val="24"/>
+          <w:lang w:val="en-US" w:eastAsia="zh-CN"/>
+        </w:rPr>
+        <w:t>1</w:t>
+      </w:r>
+    </w:p>
+    <w:p>
+      <w:pPr>
+        <w:jc w:val="both"/>
+        <w:rPr>
+          <w:rFonts w:hint="eastAsia"/>
+          <w:b w:val="0"/>
+          <w:bCs w:val="0"/>
+          <w:sz w:val="24"/>
+          <w:szCs w:val="24"/>
+          <w:lang w:val="en-US" w:eastAsia="zh-CN"/>
+        </w:rPr>
+      </w:pPr>
+      <w:r>
+        <w:rPr>
+          <w:rFonts w:hint="eastAsia"/>
+          <w:b w:val="0"/>
+          <w:bCs w:val="0"/>
+          <w:sz w:val="24"/>
+          <w:szCs w:val="24"/>
+          <w:lang w:val="en-US" w:eastAsia="zh-CN"/>
+        </w:rPr>
+        <w:t>2</w:t>
+      </w:r>
+    </w:p>
+    <w:p>
+      <w:pPr>
+        <w:jc w:val="both"/>
+        <w:rPr>
+          <w:rFonts w:hint="eastAsia"/>
+          <w:b w:val="0"/>
+          <w:bCs w:val="0"/>
+          <w:sz w:val="24"/>
+          <w:szCs w:val="24"/>
+          <w:lang w:val="en-US" w:eastAsia="zh-CN"/>
+        </w:rPr>
+      </w:pPr>
+      <w:r>
+        <w:rPr>
+          <w:rFonts w:hint="eastAsia"/>
+          <w:b w:val="0"/>
+          <w:bCs w:val="0"/>
+          <w:sz w:val="24"/>
+          <w:szCs w:val="24"/>
+          <w:lang w:val="en-US" w:eastAsia="zh-CN"/>
+        </w:rPr>
+        <w:t>3</w:t>
+      </w:r>
+    </w:p>
+    <w:p>
+      <w:pPr>
+        <w:jc w:val="both"/>
+        <w:rPr>
+          <w:rFonts w:hint="eastAsia"/>
+          <w:b w:val="0"/>
+          <w:bCs w:val="0"/>
+          <w:sz w:val="24"/>
+          <w:szCs w:val="24"/>
+          <w:lang w:val="en-US" w:eastAsia="zh-CN"/>
+        </w:rPr>
+      </w:pPr>
+      <w:r>
+        <w:rPr>
+          <w:rFonts w:hint="eastAsia"/>
+          <w:b w:val="0"/>
+          <w:bCs w:val="0"/>
+          <w:sz w:val="24"/>
+          <w:szCs w:val="24"/>
+          <w:lang w:val="en-US" w:eastAsia="zh-CN"/>
+        </w:rPr>
+        <w:t>3</w:t>
+      </w:r>
+    </w:p>
+    <w:p>
+      <w:pPr>
+        <w:jc w:val="both"/>
+        <w:rPr>
+          <w:rFonts w:hint="eastAsia"/>
+          <w:b w:val="0"/>
+          <w:bCs w:val="0"/>
+          <w:sz w:val="24"/>
+          <w:szCs w:val="24"/>
+          <w:lang w:val="en-US" w:eastAsia="zh-CN"/>
+        </w:rPr>
+      </w:pPr>
+      <w:r>
+        <w:rPr>
+          <w:rFonts w:hint="eastAsia"/>
+          <w:b w:val="0"/>
+          <w:bCs w:val="0"/>
+          <w:sz w:val="24"/>
+          <w:szCs w:val="24"/>
+          <w:lang w:val="en-US" w:eastAsia="zh-CN"/>
+        </w:rPr>
+        <w:t>5</w:t>
+      </w:r>
+    </w:p>
+    <w:p>
+      <w:pPr>
+        <w:jc w:val="both"/>
+        <w:rPr>
+          <w:rFonts w:hint="eastAsia"/>
+          <w:b w:val="0"/>
+          <w:bCs w:val="0"/>
+          <w:sz w:val="24"/>
+          <w:szCs w:val="24"/>
+          <w:lang w:val="en-US" w:eastAsia="zh-CN"/>
+        </w:rPr>
+      </w:pPr>
+    </w:p>
+    <w:p>
+      <w:pPr>
+        <w:jc w:val="both"/>
+        <w:rPr>
+          <w:rFonts w:hint="eastAsia"/>
+          <w:b w:val="0"/>
+          <w:bCs w:val="0"/>
+          <w:sz w:val="24"/>
+          <w:szCs w:val="24"/>
+          <w:lang w:val="en-US" w:eastAsia="zh-CN"/>
+        </w:rPr>
+      </w:pPr>
+      <w:r>
+        <w:rPr>
+          <w:rFonts w:hint="eastAsia"/>
+          <w:b w:val="0"/>
+          <w:bCs w:val="0"/>
+          <w:sz w:val="24"/>
+          <w:szCs w:val="24"/>
+          <w:lang w:val="en-US" w:eastAsia="zh-CN"/>
+        </w:rPr>
+        <w:t>【样例二】</w:t>
+      </w:r>
+    </w:p>
+    <w:p>
+      <w:pPr>
+        <w:jc w:val="both"/>
+        <w:rPr>
+          <w:rFonts w:hint="eastAsia"/>
+          <w:b w:val="0"/>
+          <w:bCs w:val="0"/>
+          <w:sz w:val="24"/>
+          <w:szCs w:val="24"/>
+          <w:lang w:val="en-US" w:eastAsia="zh-CN"/>
+        </w:rPr>
+      </w:pPr>
+      <w:r>
+        <w:rPr>
+          <w:rFonts w:hint="eastAsia"/>
+          <w:b w:val="0"/>
+          <w:bCs w:val="0"/>
+          <w:sz w:val="24"/>
+          <w:szCs w:val="24"/>
+          <w:lang w:val="en-US" w:eastAsia="zh-CN"/>
+        </w:rPr>
+        <w:t>1</w:t>
+      </w:r>
+    </w:p>
+    <w:p>
+      <w:pPr>
+        <w:jc w:val="both"/>
+        <w:rPr>
+          <w:rFonts w:hint="eastAsia"/>
+          <w:b w:val="0"/>
+          <w:bCs w:val="0"/>
+          <w:sz w:val="24"/>
+          <w:szCs w:val="24"/>
+          <w:lang w:val="en-US" w:eastAsia="zh-CN"/>
+        </w:rPr>
+      </w:pPr>
+      <w:r>
+        <w:rPr>
+          <w:rFonts w:hint="eastAsia"/>
+          <w:b w:val="0"/>
+          <w:bCs w:val="0"/>
+          <w:sz w:val="24"/>
+          <w:szCs w:val="24"/>
+          <w:lang w:val="en-US" w:eastAsia="zh-CN"/>
+        </w:rPr>
+        <w:t>2</w:t>
+      </w:r>
+    </w:p>
+    <w:p>
+      <w:pPr>
+        <w:jc w:val="both"/>
+        <w:rPr>
+          <w:rFonts w:hint="eastAsia"/>
+          <w:b w:val="0"/>
+          <w:bCs w:val="0"/>
+          <w:sz w:val="24"/>
+          <w:szCs w:val="24"/>
+          <w:lang w:val="en-US" w:eastAsia="zh-CN"/>
+        </w:rPr>
+      </w:pPr>
+      <w:r>
+        <w:rPr>
+          <w:rFonts w:hint="eastAsia"/>
+          <w:b w:val="0"/>
+          <w:bCs w:val="0"/>
+          <w:sz w:val="24"/>
+          <w:szCs w:val="24"/>
+          <w:lang w:val="en-US" w:eastAsia="zh-CN"/>
+        </w:rPr>
+        <w:t>3</w:t>
+      </w:r>
+    </w:p>
+    <w:p>
+      <w:pPr>
+        <w:jc w:val="both"/>
+        <w:rPr>
+          <w:rFonts w:hint="eastAsia"/>
+          <w:b w:val="0"/>
+          <w:bCs w:val="0"/>
+          <w:sz w:val="24"/>
+          <w:szCs w:val="24"/>
+          <w:lang w:val="en-US" w:eastAsia="zh-CN"/>
+        </w:rPr>
+      </w:pPr>
+      <w:r>
+        <w:rPr>
+          <w:rFonts w:hint="eastAsia"/>
+          <w:b w:val="0"/>
+          <w:bCs w:val="0"/>
+          <w:sz w:val="24"/>
+          <w:szCs w:val="24"/>
+          <w:lang w:val="en-US" w:eastAsia="zh-CN"/>
+        </w:rPr>
+        <w:t>5</w:t>
       </w:r>
     </w:p>
     <w:p>
@@ -600,7 +1064,7 @@
           <w:szCs w:val="24"/>
           <w:lang w:val="en-US" w:eastAsia="zh-CN"/>
         </w:rPr>
-        <w:t>1 &lt;= N, M &lt;=10,0000; 1 &lt;= ri &lt;= 10,0000; 0 &lt;= di &lt;= 2（1 &lt;= i &lt;= N - 1）, 0 &lt;= dN &lt;= 100,0000; 1 &lt;= pi &lt;= N;</w:t>
+        <w:t>1 &lt;= N, M &lt;=10,0000; 0 &lt;= ri &lt;= 10,0000; 0 &lt;= di &lt;= 2（1 &lt;= i &lt;= N - 1）, 0 &lt;= dN &lt;= 100,0000; 1 &lt;= pi &lt;= N;</w:t>
       </w:r>
     </w:p>
     <w:sectPr>
